--- a/Intro_VideoTestimonio_001 carpeta/EspecializaciónEnAltaGerencia_Maye/Subtitulos.docx
+++ b/Intro_VideoTestimonio_001 carpeta/EspecializaciónEnAltaGerencia_Maye/Subtitulos.docx
@@ -114,13 +114,8 @@
       <w:r>
         <w:t xml:space="preserve"> </w:t>
       </w:r>
-      <w:proofErr w:type="gramStart"/>
-      <w:r>
-        <w:t>gestión basadas</w:t>
-      </w:r>
-      <w:proofErr w:type="gramEnd"/>
-      <w:r>
-        <w:t xml:space="preserve"> en datos </w:t>
+      <w:r>
+        <w:t xml:space="preserve">gestión basadas en datos </w:t>
       </w:r>
       <w:r>
         <w:t>y proyectos</w:t>
@@ -161,7 +156,6 @@
       </w:r>
     </w:p>
     <w:p>
-      <w:proofErr w:type="gramStart"/>
       <w:r>
         <w:t>/</w:t>
       </w:r>
@@ -169,17 +163,39 @@
         <w:t xml:space="preserve">  </w:t>
       </w:r>
       <w:r>
+        <w:t xml:space="preserve">        </w:t>
+      </w:r>
+      <w:r>
         <w:t>visi</w:t>
       </w:r>
       <w:r>
         <w:t>ó</w:t>
       </w:r>
       <w:r>
-        <w:t>n</w:t>
-      </w:r>
-      <w:proofErr w:type="gramEnd"/>
-      <w:r>
-        <w:t xml:space="preserve"> estratégica para transformar </w:t>
+        <w:t xml:space="preserve">n estratégica para transformar </w:t>
+      </w:r>
+    </w:p>
+    <w:p>
+      <w:r>
+        <w:t>/</w:t>
+      </w:r>
+      <w:r>
+        <w:t xml:space="preserve"> </w:t>
+      </w:r>
+      <w:r>
+        <w:t xml:space="preserve"> </w:t>
+      </w:r>
+      <w:r>
+        <w:t xml:space="preserve"> </w:t>
+      </w:r>
+      <w:r>
+        <w:t xml:space="preserve">      </w:t>
+      </w:r>
+      <w:r>
+        <w:t xml:space="preserve">   </w:t>
+      </w:r>
+      <w:r>
+        <w:t xml:space="preserve"> </w:t>
       </w:r>
       <w:r>
         <w:t>desaf</w:t>
@@ -190,16 +206,104 @@
       <w:r>
         <w:t>os</w:t>
       </w:r>
-    </w:p>
-    <w:p>
-      <w:r>
-        <w:t>/</w:t>
-      </w:r>
-      <w:r>
-        <w:t xml:space="preserve"> </w:t>
-      </w:r>
-      <w:r>
-        <w:t xml:space="preserve"> </w:t>
+      <w:r>
+        <w:t xml:space="preserve"> </w:t>
+      </w:r>
+      <w:r>
+        <w:t>operativos en ventajas</w:t>
+      </w:r>
+      <w:r>
+        <w:t xml:space="preserve"> </w:t>
+      </w:r>
+    </w:p>
+    <w:p>
+      <w:r>
+        <w:t>/</w:t>
+      </w:r>
+      <w:r>
+        <w:t xml:space="preserve">   </w:t>
+      </w:r>
+      <w:r>
+        <w:t xml:space="preserve"> </w:t>
+      </w:r>
+      <w:r>
+        <w:t xml:space="preserve">      </w:t>
+      </w:r>
+      <w:r>
+        <w:t>competitivas</w:t>
+      </w:r>
+      <w:r>
+        <w:t xml:space="preserve">.  </w:t>
+      </w:r>
+      <w:r>
+        <w:t xml:space="preserve">Mi gratitud a todos los </w:t>
+      </w:r>
+    </w:p>
+    <w:p>
+      <w:r>
+        <w:t>/</w:t>
+      </w:r>
+      <w:r>
+        <w:t xml:space="preserve">    </w:t>
+      </w:r>
+      <w:r>
+        <w:t xml:space="preserve"> </w:t>
+      </w:r>
+      <w:r>
+        <w:t xml:space="preserve">   </w:t>
+      </w:r>
+      <w:r>
+        <w:t xml:space="preserve">     </w:t>
+      </w:r>
+      <w:r>
+        <w:t xml:space="preserve">docentes en </w:t>
+      </w:r>
+      <w:r>
+        <w:t xml:space="preserve">especial a la docente </w:t>
+      </w:r>
+    </w:p>
+    <w:p>
+      <w:r>
+        <w:t>/</w:t>
+      </w:r>
+      <w:r>
+        <w:t xml:space="preserve">     </w:t>
+      </w:r>
+      <w:r>
+        <w:t xml:space="preserve"> </w:t>
+      </w:r>
+      <w:r>
+        <w:t xml:space="preserve">  </w:t>
+      </w:r>
+      <w:r>
+        <w:t xml:space="preserve">  </w:t>
+      </w:r>
+      <w:proofErr w:type="spellStart"/>
+      <w:r>
+        <w:t>Rosmery</w:t>
+      </w:r>
+      <w:proofErr w:type="spellEnd"/>
+      <w:r>
+        <w:t xml:space="preserve"> </w:t>
+      </w:r>
+      <w:proofErr w:type="spellStart"/>
+      <w:r>
+        <w:t>Velosa</w:t>
+      </w:r>
+      <w:proofErr w:type="spellEnd"/>
+      <w:r>
+        <w:t xml:space="preserve"> </w:t>
+      </w:r>
+      <w:r>
+        <w:t xml:space="preserve">y Carlos Naranjo, por </w:t>
+      </w:r>
+    </w:p>
+    <w:p>
+      <w:r>
+        <w:t>/</w:t>
+      </w:r>
+      <w:r>
+        <w:t xml:space="preserve">    </w:t>
       </w:r>
       <w:r>
         <w:t xml:space="preserve"> </w:t>
@@ -208,142 +312,73 @@
         <w:t xml:space="preserve">       </w:t>
       </w:r>
       <w:r>
-        <w:t>operativos en ventajas</w:t>
-      </w:r>
-      <w:r>
-        <w:t xml:space="preserve"> competitivas</w:t>
-      </w:r>
-      <w:r>
-        <w:t xml:space="preserve">.  </w:t>
-      </w:r>
-    </w:p>
-    <w:p>
-      <w:r>
-        <w:t>/</w:t>
-      </w:r>
-      <w:r>
-        <w:t xml:space="preserve">   </w:t>
-      </w:r>
-      <w:r>
-        <w:t xml:space="preserve"> </w:t>
-      </w:r>
-      <w:r>
-        <w:t xml:space="preserve">       </w:t>
-      </w:r>
-      <w:r>
-        <w:t xml:space="preserve">Mi gratitud a todos los docentes en </w:t>
-      </w:r>
-    </w:p>
-    <w:p>
-      <w:r>
-        <w:t>/</w:t>
-      </w:r>
-      <w:r>
-        <w:t xml:space="preserve">    </w:t>
-      </w:r>
-      <w:r>
-        <w:t xml:space="preserve"> </w:t>
-      </w:r>
-      <w:r>
-        <w:t xml:space="preserve">   </w:t>
-      </w:r>
-      <w:r>
-        <w:t xml:space="preserve">especial a la docente </w:t>
+        <w:t>su entrega y por fortalecer nuestra</w:t>
+      </w:r>
+    </w:p>
+    <w:p>
+      <w:r>
+        <w:t xml:space="preserve">/                        </w:t>
+      </w:r>
+      <w:r>
+        <w:t>cultura neogranadina.</w:t>
+      </w:r>
+    </w:p>
+    <w:p>
+      <w:r>
+        <w:t>/</w:t>
+      </w:r>
+      <w:r>
+        <w:t xml:space="preserve">     </w:t>
+      </w:r>
+      <w:r>
+        <w:t xml:space="preserve"> </w:t>
+      </w:r>
+      <w:r>
+        <w:t xml:space="preserve">     </w:t>
+      </w:r>
+      <w:r>
+        <w:t xml:space="preserve">  </w:t>
+      </w:r>
+      <w:r>
+        <w:t xml:space="preserve">Soy orgullosamente </w:t>
       </w:r>
       <w:proofErr w:type="spellStart"/>
       <w:r>
-        <w:t>Rosmery</w:t>
+        <w:t>Alumni</w:t>
       </w:r>
       <w:proofErr w:type="spellEnd"/>
       <w:r>
-        <w:t xml:space="preserve"> </w:t>
-      </w:r>
-      <w:proofErr w:type="spellStart"/>
-      <w:r>
-        <w:t>Velosa</w:t>
-      </w:r>
-      <w:proofErr w:type="spellEnd"/>
-      <w:r>
-        <w:t xml:space="preserve"> </w:t>
-      </w:r>
-    </w:p>
-    <w:p>
-      <w:r>
-        <w:t>/</w:t>
-      </w:r>
+        <w:t xml:space="preserve"> de la </w:t>
+      </w:r>
+    </w:p>
+    <w:p>
+      <w:r>
+        <w:t>/</w:t>
+      </w:r>
+      <w:r>
+        <w:t xml:space="preserve">      </w:t>
+      </w:r>
+      <w:r>
+        <w:t xml:space="preserve"> </w:t>
+      </w:r>
+      <w:r>
+        <w:t xml:space="preserve"> </w:t>
+      </w:r>
+      <w:r>
+        <w:t xml:space="preserve">  </w:t>
+      </w:r>
+      <w:r>
+        <w:t>Universidad Militar Nueva Granada</w:t>
+      </w:r>
+    </w:p>
+    <w:p/>
+    <w:p/>
+    <w:p/>
+    <w:p/>
+    <w:p/>
+    <w:p>
       <w:r>
         <w:t xml:space="preserve">     </w:t>
-      </w:r>
-      <w:r>
-        <w:t xml:space="preserve"> </w:t>
-      </w:r>
-      <w:r>
-        <w:t xml:space="preserve">  </w:t>
-      </w:r>
-      <w:r>
-        <w:t xml:space="preserve">y Carlos Naranjo, por su entrega y por </w:t>
-      </w:r>
-    </w:p>
-    <w:p>
-      <w:r>
-        <w:t>/</w:t>
-      </w:r>
-      <w:r>
-        <w:t xml:space="preserve">    </w:t>
-      </w:r>
-      <w:r>
-        <w:t xml:space="preserve"> </w:t>
-      </w:r>
-      <w:r>
-        <w:t>fortalecer nuestra cultura neogranadina.</w:t>
-      </w:r>
-    </w:p>
-    <w:p>
-      <w:r>
-        <w:t>/</w:t>
-      </w:r>
-      <w:r>
-        <w:t xml:space="preserve">     </w:t>
-      </w:r>
-      <w:r>
-        <w:t xml:space="preserve"> </w:t>
-      </w:r>
-      <w:r>
-        <w:t xml:space="preserve">     </w:t>
-      </w:r>
-      <w:r>
-        <w:t xml:space="preserve">  </w:t>
-      </w:r>
-      <w:r>
-        <w:t xml:space="preserve">Soy orgullosamente </w:t>
-      </w:r>
-      <w:proofErr w:type="spellStart"/>
-      <w:r>
-        <w:t>Alumni</w:t>
-      </w:r>
-      <w:proofErr w:type="spellEnd"/>
-      <w:r>
-        <w:t xml:space="preserve"> de la </w:t>
-      </w:r>
-    </w:p>
-    <w:p>
-      <w:r>
-        <w:t>/</w:t>
-      </w:r>
-      <w:r>
-        <w:t xml:space="preserve">      </w:t>
-      </w:r>
-      <w:r>
-        <w:t xml:space="preserve"> </w:t>
-      </w:r>
-      <w:r>
-        <w:t xml:space="preserve"> </w:t>
-      </w:r>
-      <w:r>
-        <w:t xml:space="preserve">  </w:t>
-      </w:r>
-      <w:r>
-        <w:t xml:space="preserve">Universidad Militar Nueva Granada     </w:t>
       </w:r>
     </w:p>
     <w:sectPr>
